--- a/Documentation/User Manual/TurnHub Manual V0.1.docx
+++ b/Documentation/User Manual/TurnHub Manual V0.1.docx
@@ -13,98 +13,80 @@
           <w14:ligatures w14:val="none"/>
         </w:rPr>
       </w:pPr>
-      <w:proofErr w:type="spellStart"/>
-      <w:r>
-        <w:rPr>
-          <w:rFonts w:eastAsia="Times New Roman"/>
+      <w:r>
+        <w:rPr>
+          <w:rFonts w:eastAsia="Times New Roman"/>
+        </w:rPr>
+        <w:t>TurnHub User Manual</w:t>
+      </w:r>
+    </w:p>
+    <w:p>
+      <w:pPr>
+        <w:pStyle w:val="Heading2"/>
+        <w:rPr>
+          <w:rFonts w:eastAsia="Times New Roman"/>
+        </w:rPr>
+      </w:pPr>
+      <w:r>
+        <w:rPr>
+          <w:rFonts w:eastAsia="Times New Roman"/>
+        </w:rPr>
+        <w:t>Prototype Edition v0.1</w:t>
+      </w:r>
+    </w:p>
+    <w:p>
+      <w:pPr>
+        <w:pStyle w:val="NormalWeb"/>
+      </w:pPr>
+      <w:r>
+        <w:rPr>
+          <w:rStyle w:val="Strong"/>
         </w:rPr>
         <w:t>TurnHub</w:t>
       </w:r>
-      <w:proofErr w:type="spellEnd"/>
-      <w:r>
-        <w:rPr>
-          <w:rFonts w:eastAsia="Times New Roman"/>
-        </w:rPr>
-        <w:t xml:space="preserve"> User Manual</w:t>
-      </w:r>
-    </w:p>
-    <w:p>
-      <w:pPr>
-        <w:pStyle w:val="Heading2"/>
-        <w:rPr>
-          <w:rFonts w:eastAsia="Times New Roman"/>
-        </w:rPr>
-      </w:pPr>
-      <w:r>
-        <w:rPr>
-          <w:rFonts w:eastAsia="Times New Roman"/>
-        </w:rPr>
-        <w:t>Prototype Edition v0.1</w:t>
-      </w:r>
-    </w:p>
-    <w:p>
-      <w:pPr>
-        <w:pStyle w:val="NormalWeb"/>
-      </w:pPr>
-      <w:proofErr w:type="spellStart"/>
+      <w:r>
+        <w:t xml:space="preserve"> is a tabletop turn management system designed to keep the game moving without putting a phone in the middle of the table.</w:t>
+      </w:r>
+    </w:p>
+    <w:p>
+      <w:pPr>
+        <w:pStyle w:val="NormalWeb"/>
+      </w:pPr>
+      <w:r>
+        <w:t xml:space="preserve">The system consists of a central </w:t>
+      </w:r>
       <w:r>
         <w:rPr>
           <w:rStyle w:val="Strong"/>
         </w:rPr>
-        <w:t>TurnHub</w:t>
-      </w:r>
-      <w:proofErr w:type="spellEnd"/>
-      <w:r>
-        <w:t xml:space="preserve"> is a tabletop turn management system designed to keep the game moving without putting a phone in the middle of the table.</w:t>
-      </w:r>
-    </w:p>
-    <w:p>
-      <w:pPr>
-        <w:pStyle w:val="NormalWeb"/>
-      </w:pPr>
-      <w:r>
-        <w:t xml:space="preserve">The system consists of a central </w:t>
+        <w:t>Atlas</w:t>
+      </w:r>
+      <w:r>
+        <w:t xml:space="preserve"> and one or more player </w:t>
       </w:r>
       <w:r>
         <w:rPr>
           <w:rStyle w:val="Strong"/>
         </w:rPr>
-        <w:t>Atlas</w:t>
-      </w:r>
-      <w:r>
-        <w:t xml:space="preserve"> and one or more player </w:t>
-      </w:r>
+        <w:t>Sigils</w:t>
+      </w:r>
+      <w:r>
+        <w:t>. Atlas maintains the authoritative game state while Sigils give each player a simple physical interface for turns, life totals, actions, and other game events.</w:t>
+      </w:r>
+    </w:p>
+    <w:p>
+      <w:pPr>
+        <w:pStyle w:val="NormalWeb"/>
+      </w:pPr>
       <w:r>
         <w:rPr>
           <w:rStyle w:val="Strong"/>
         </w:rPr>
-        <w:t>Sigils</w:t>
-      </w:r>
-      <w:r>
-        <w:t>. Atlas maintains the authoritative game state while Sigils give each player a simple physical interface for turns, life totals, actions, and other game events.</w:t>
-      </w:r>
-    </w:p>
-    <w:p>
-      <w:pPr>
-        <w:pStyle w:val="NormalWeb"/>
-      </w:pPr>
-      <w:r>
-        <w:rPr>
-          <w:rStyle w:val="Strong"/>
-        </w:rPr>
         <w:t>Prototype Notice</w:t>
       </w:r>
       <w:r>
         <w:br/>
-        <w:t xml:space="preserve">This manual describes the current </w:t>
-      </w:r>
-      <w:proofErr w:type="spellStart"/>
-      <w:r>
-        <w:t>TurnHub</w:t>
-      </w:r>
-      <w:proofErr w:type="spellEnd"/>
-      <w:r>
-        <w:t xml:space="preserve"> prototype. Controls, menus, terminology, and hardware may change before the final production version.</w:t>
+        <w:t>This manual describes the current TurnHub prototype. Controls, menus, terminology, and hardware may change before the final production version.</w:t>
       </w:r>
     </w:p>
     <w:p>
@@ -171,7 +153,7 @@
           </mc:Choice>
           <mc:Fallback>
             <w:pict>
-              <v:rect w14:anchorId="6893B19A" id="Rectangle 25" o:spid="_x0000_s1026" style="width:468pt;height:.1pt;visibility:visible;mso-wrap-style:square;mso-left-percent:-10001;mso-top-percent:-10001;mso-position-horizontal:absolute;mso-position-horizontal-relative:char;mso-position-vertical:absolute;mso-position-vertical-relative:line;mso-left-percent:-10001;mso-top-percent:-10001;v-text-anchor:top" o:gfxdata="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" filled="f">
+              <v:rect w14:anchorId="6893B19A" id="Rectangle 25" o:spid="_x0000_s1026" style="width:468pt;height:.1pt;visibility:visible;mso-wrap-style:square;mso-left-percent:-10001;mso-top-percent:-10001;mso-position-horizontal:absolute;mso-position-horizontal-relative:char;mso-position-vertical:absolute;mso-position-vertical-relative:line;mso-left-percent:-10001;mso-top-percent:-10001;v-text-anchor:top" o:gfxdata="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" filled="f">
                 <w10:anchorlock/>
               </v:rect>
             </w:pict>
@@ -190,16 +172,8 @@
         <w:rPr>
           <w:rFonts w:eastAsia="Times New Roman"/>
         </w:rPr>
-        <w:t xml:space="preserve">1. Meet </w:t>
-      </w:r>
-      <w:proofErr w:type="spellStart"/>
-      <w:r>
-        <w:rPr>
-          <w:rFonts w:eastAsia="Times New Roman"/>
-        </w:rPr>
-        <w:t>TurnHub</w:t>
-      </w:r>
-      <w:proofErr w:type="spellEnd"/>
+        <w:t>1. Meet TurnHub</w:t>
+      </w:r>
     </w:p>
     <w:p>
       <w:pPr>
@@ -318,21 +292,7 @@
         <w:rPr>
           <w:rFonts w:eastAsia="Times New Roman"/>
         </w:rPr>
-        <w:t xml:space="preserve">Hosting the </w:t>
-      </w:r>
-      <w:proofErr w:type="spellStart"/>
-      <w:r>
-        <w:rPr>
-          <w:rFonts w:eastAsia="Times New Roman"/>
-        </w:rPr>
-        <w:t>TurnHub</w:t>
-      </w:r>
-      <w:proofErr w:type="spellEnd"/>
-      <w:r>
-        <w:rPr>
-          <w:rFonts w:eastAsia="Times New Roman"/>
-        </w:rPr>
-        <w:t xml:space="preserve"> web interface</w:t>
+        <w:t>Hosting the TurnHub web interface</w:t>
       </w:r>
     </w:p>
     <w:p>
@@ -536,15 +496,7 @@
         <w:pStyle w:val="NormalWeb"/>
       </w:pPr>
       <w:r>
-        <w:t xml:space="preserve">A phone, tablet, or computer can also participate through the </w:t>
-      </w:r>
-      <w:proofErr w:type="spellStart"/>
-      <w:r>
-        <w:t>TurnHub</w:t>
-      </w:r>
-      <w:proofErr w:type="spellEnd"/>
-      <w:r>
-        <w:t xml:space="preserve"> browser interface.</w:t>
+        <w:t>A phone, tablet, or computer can also participate through the TurnHub browser interface.</w:t>
       </w:r>
     </w:p>
     <w:p>
@@ -619,7 +571,7 @@
           </mc:Choice>
           <mc:Fallback>
             <w:pict>
-              <v:rect w14:anchorId="6200E427" id="Rectangle 24" o:spid="_x0000_s1026" style="width:468pt;height:.1pt;visibility:visible;mso-wrap-style:square;mso-left-percent:-10001;mso-top-percent:-10001;mso-position-horizontal:absolute;mso-position-horizontal-relative:char;mso-position-vertical:absolute;mso-position-vertical-relative:line;mso-left-percent:-10001;mso-top-percent:-10001;v-text-anchor:top" o:gfxdata="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" filled="f">
+              <v:rect w14:anchorId="6200E427" id="Rectangle 24" o:spid="_x0000_s1026" style="width:468pt;height:.1pt;visibility:visible;mso-wrap-style:square;mso-left-percent:-10001;mso-top-percent:-10001;mso-position-horizontal:absolute;mso-position-horizontal-relative:char;mso-position-vertical:absolute;mso-position-vertical-relative:line;mso-left-percent:-10001;mso-top-percent:-10001;v-text-anchor:top" o:gfxdata="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" filled="f">
                 <w10:anchorlock/>
               </v:rect>
             </w:pict>
@@ -664,21 +616,7 @@
         <w:rPr>
           <w:rFonts w:eastAsia="Times New Roman"/>
         </w:rPr>
-        <w:t xml:space="preserve">One </w:t>
-      </w:r>
-      <w:proofErr w:type="spellStart"/>
-      <w:r>
-        <w:rPr>
-          <w:rFonts w:eastAsia="Times New Roman"/>
-        </w:rPr>
-        <w:t>TurnHub</w:t>
-      </w:r>
-      <w:proofErr w:type="spellEnd"/>
-      <w:r>
-        <w:rPr>
-          <w:rFonts w:eastAsia="Times New Roman"/>
-        </w:rPr>
-        <w:t xml:space="preserve"> Atlas</w:t>
+        <w:t>One TurnHub Atlas</w:t>
       </w:r>
     </w:p>
     <w:p>
@@ -750,20 +688,21 @@
         <w:rPr>
           <w:rFonts w:eastAsia="Times New Roman"/>
         </w:rPr>
-        <w:t>A phone, tablet, or computer for initial setup when needed</w:t>
-      </w:r>
-    </w:p>
-    <w:p>
-      <w:pPr>
-        <w:pStyle w:val="NormalWeb"/>
-      </w:pPr>
-      <w:proofErr w:type="spellStart"/>
-      <w:r>
-        <w:t>TurnHub</w:t>
-      </w:r>
-      <w:proofErr w:type="spellEnd"/>
-      <w:r>
-        <w:t xml:space="preserve"> is designed to operate locally and does not require an Internet connection for normal game operation.</w:t>
+        <w:t xml:space="preserve">A phone, tablet, or computer for initial setup when </w:t>
+      </w:r>
+      <w:r>
+        <w:rPr>
+          <w:rFonts w:eastAsia="Times New Roman"/>
+        </w:rPr>
+        <w:t xml:space="preserve">desired, although play can begin without first adding profiles, assigning an administrator role, or ever interacting with the web portal. Note: Player identifications will be limited to “Player 1” “Player 2” etc. when no profiles have been preset. Statistics for these “Player” profiles are not saved. </w:t>
+      </w:r>
+    </w:p>
+    <w:p>
+      <w:pPr>
+        <w:pStyle w:val="NormalWeb"/>
+      </w:pPr>
+      <w:r>
+        <w:t>TurnHub is designed to operate locally and does not require an Internet connection for normal game operation.</w:t>
       </w:r>
     </w:p>
     <w:p>
@@ -830,7 +769,7 @@
           </mc:Choice>
           <mc:Fallback>
             <w:pict>
-              <v:rect w14:anchorId="591858E6" id="Rectangle 23" o:spid="_x0000_s1026" style="width:468pt;height:.1pt;visibility:visible;mso-wrap-style:square;mso-left-percent:-10001;mso-top-percent:-10001;mso-position-horizontal:absolute;mso-position-horizontal-relative:char;mso-position-vertical:absolute;mso-position-vertical-relative:line;mso-left-percent:-10001;mso-top-percent:-10001;v-text-anchor:top" o:gfxdata="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" filled="f">
+              <v:rect w14:anchorId="591858E6" id="Rectangle 23" o:spid="_x0000_s1026" style="width:468pt;height:.1pt;visibility:visible;mso-wrap-style:square;mso-left-percent:-10001;mso-top-percent:-10001;mso-position-horizontal:absolute;mso-position-horizontal-relative:char;mso-position-vertical:absolute;mso-position-vertical-relative:line;mso-left-percent:-10001;mso-top-percent:-10001;v-text-anchor:top" o:gfxdata="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" filled="f">
                 <w10:anchorlock/>
               </v:rect>
             </w:pict>
@@ -849,16 +788,9 @@
         <w:rPr>
           <w:rFonts w:eastAsia="Times New Roman"/>
         </w:rPr>
-        <w:t xml:space="preserve">3. Starting </w:t>
-      </w:r>
-      <w:proofErr w:type="spellStart"/>
-      <w:r>
-        <w:rPr>
-          <w:rFonts w:eastAsia="Times New Roman"/>
-        </w:rPr>
-        <w:t>TurnHub</w:t>
-      </w:r>
-      <w:proofErr w:type="spellEnd"/>
+        <w:lastRenderedPageBreak/>
+        <w:t>3. Starting TurnHub</w:t>
+      </w:r>
     </w:p>
     <w:p>
       <w:pPr>
@@ -887,15 +819,7 @@
         <w:pStyle w:val="NormalWeb"/>
       </w:pPr>
       <w:r>
-        <w:t xml:space="preserve">Atlas will initialize its game services and make the </w:t>
-      </w:r>
-      <w:proofErr w:type="spellStart"/>
-      <w:r>
-        <w:t>TurnHub</w:t>
-      </w:r>
-      <w:proofErr w:type="spellEnd"/>
-      <w:r>
-        <w:t xml:space="preserve"> interface available.</w:t>
+        <w:t>Atlas will initialize its game services and make the TurnHub interface available.</w:t>
       </w:r>
     </w:p>
     <w:p>
@@ -917,7 +841,6 @@
         <w:rPr>
           <w:rFonts w:eastAsia="Times New Roman"/>
         </w:rPr>
-        <w:lastRenderedPageBreak/>
         <w:t>Power On Your Sigils</w:t>
       </w:r>
     </w:p>
@@ -1001,7 +924,7 @@
           </mc:Choice>
           <mc:Fallback>
             <w:pict>
-              <v:rect w14:anchorId="03C30D10" id="Rectangle 22" o:spid="_x0000_s1026" style="width:468pt;height:.1pt;visibility:visible;mso-wrap-style:square;mso-left-percent:-10001;mso-top-percent:-10001;mso-position-horizontal:absolute;mso-position-horizontal-relative:char;mso-position-vertical:absolute;mso-position-vertical-relative:line;mso-left-percent:-10001;mso-top-percent:-10001;v-text-anchor:top" o:gfxdata="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" filled="f">
+              <v:rect w14:anchorId="03C30D10" id="Rectangle 22" o:spid="_x0000_s1026" style="width:468pt;height:.1pt;visibility:visible;mso-wrap-style:square;mso-left-percent:-10001;mso-top-percent:-10001;mso-position-horizontal:absolute;mso-position-horizontal-relative:char;mso-position-vertical:absolute;mso-position-vertical-relative:line;mso-left-percent:-10001;mso-top-percent:-10001;v-text-anchor:top" o:gfxdata="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" filled="f">
                 <w10:anchorlock/>
               </v:rect>
             </w:pict>
@@ -1027,13 +950,8 @@
       <w:pPr>
         <w:pStyle w:val="NormalWeb"/>
       </w:pPr>
-      <w:proofErr w:type="spellStart"/>
-      <w:r>
-        <w:t>TurnHub</w:t>
-      </w:r>
-      <w:proofErr w:type="spellEnd"/>
-      <w:r>
-        <w:t xml:space="preserve"> uses a local interface for game setup and management.</w:t>
+      <w:r>
+        <w:t>TurnHub uses a local interface for game setup and management.</w:t>
       </w:r>
     </w:p>
     <w:p>
@@ -1077,21 +995,7 @@
         <w:rPr>
           <w:rFonts w:eastAsia="Times New Roman"/>
         </w:rPr>
-        <w:t xml:space="preserve">The local </w:t>
-      </w:r>
-      <w:proofErr w:type="spellStart"/>
-      <w:r>
-        <w:rPr>
-          <w:rFonts w:eastAsia="Times New Roman"/>
-        </w:rPr>
-        <w:t>TurnHub</w:t>
-      </w:r>
-      <w:proofErr w:type="spellEnd"/>
-      <w:r>
-        <w:rPr>
-          <w:rFonts w:eastAsia="Times New Roman"/>
-        </w:rPr>
-        <w:t xml:space="preserve"> address</w:t>
+        <w:t>The local TurnHub address</w:t>
       </w:r>
     </w:p>
     <w:p>
@@ -1125,15 +1029,7 @@
         <w:pStyle w:val="NormalWeb"/>
       </w:pPr>
       <w:r>
-        <w:t xml:space="preserve">Opening the </w:t>
-      </w:r>
-      <w:proofErr w:type="spellStart"/>
-      <w:r>
-        <w:t>TurnHub</w:t>
-      </w:r>
-      <w:proofErr w:type="spellEnd"/>
-      <w:r>
-        <w:t xml:space="preserve"> page provides access to the available player and game controls.</w:t>
+        <w:t>Opening the TurnHub page provides access to the available player and game controls.</w:t>
       </w:r>
     </w:p>
     <w:p>
@@ -1200,7 +1096,7 @@
           </mc:Choice>
           <mc:Fallback>
             <w:pict>
-              <v:rect w14:anchorId="215C6418" id="Rectangle 21" o:spid="_x0000_s1026" style="width:468pt;height:.1pt;visibility:visible;mso-wrap-style:square;mso-left-percent:-10001;mso-top-percent:-10001;mso-position-horizontal:absolute;mso-position-horizontal-relative:char;mso-position-vertical:absolute;mso-position-vertical-relative:line;mso-left-percent:-10001;mso-top-percent:-10001;v-text-anchor:top" o:gfxdata="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" filled="f">
+              <v:rect w14:anchorId="215C6418" id="Rectangle 21" o:spid="_x0000_s1026" style="width:468pt;height:.1pt;visibility:visible;mso-wrap-style:square;mso-left-percent:-10001;mso-top-percent:-10001;mso-position-horizontal:absolute;mso-position-horizontal-relative:char;mso-position-vertical:absolute;mso-position-vertical-relative:line;mso-left-percent:-10001;mso-top-percent:-10001;v-text-anchor:top" o:gfxdata="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" filled="f">
                 <w10:anchorlock/>
               </v:rect>
             </w:pict>
@@ -1250,6 +1146,7 @@
         <w:rPr>
           <w:rFonts w:eastAsia="Times New Roman"/>
         </w:rPr>
+        <w:lastRenderedPageBreak/>
         <w:t>To Pair a Sigil</w:t>
       </w:r>
     </w:p>
@@ -1395,15 +1292,7 @@
         <w:pStyle w:val="NormalWeb"/>
       </w:pPr>
       <w:r>
-        <w:t xml:space="preserve">Pairing acknowledgements are intentionally limited so </w:t>
-      </w:r>
-      <w:proofErr w:type="spellStart"/>
-      <w:r>
-        <w:t>TurnHub</w:t>
-      </w:r>
-      <w:proofErr w:type="spellEnd"/>
-      <w:r>
-        <w:t xml:space="preserve"> does not repeatedly generate unnecessary alerts during normal play.</w:t>
+        <w:t>Pairing acknowledgements are intentionally limited so TurnHub does not repeatedly generate unnecessary alerts during normal play.</w:t>
       </w:r>
     </w:p>
     <w:p>
@@ -1417,7 +1306,6 @@
           <w:rFonts w:eastAsia="Times New Roman"/>
           <w:noProof/>
         </w:rPr>
-        <w:lastRenderedPageBreak/>
         <mc:AlternateContent>
           <mc:Choice Requires="wps">
             <w:drawing>
@@ -1471,7 +1359,7 @@
           </mc:Choice>
           <mc:Fallback>
             <w:pict>
-              <v:rect w14:anchorId="67D52193" id="Rectangle 20" o:spid="_x0000_s1026" style="width:468pt;height:.1pt;visibility:visible;mso-wrap-style:square;mso-left-percent:-10001;mso-top-percent:-10001;mso-position-horizontal:absolute;mso-position-horizontal-relative:char;mso-position-vertical:absolute;mso-position-vertical-relative:line;mso-left-percent:-10001;mso-top-percent:-10001;v-text-anchor:top" o:gfxdata="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" filled="f">
+              <v:rect w14:anchorId="67D52193" id="Rectangle 20" o:spid="_x0000_s1026" style="width:468pt;height:.1pt;visibility:visible;mso-wrap-style:square;mso-left-percent:-10001;mso-top-percent:-10001;mso-position-horizontal:absolute;mso-position-horizontal-relative:char;mso-position-vertical:absolute;mso-position-vertical-relative:line;mso-left-percent:-10001;mso-top-percent:-10001;v-text-anchor:top" o:gfxdata="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" filled="f">
                 <w10:anchorlock/>
               </v:rect>
             </w:pict>
@@ -1624,15 +1512,7 @@
         <w:pStyle w:val="NormalWeb"/>
       </w:pPr>
       <w:r>
-        <w:t xml:space="preserve">When a second player is added, </w:t>
-      </w:r>
-      <w:proofErr w:type="spellStart"/>
-      <w:r>
-        <w:t>TurnHub</w:t>
-      </w:r>
-      <w:proofErr w:type="spellEnd"/>
-      <w:r>
-        <w:t xml:space="preserve"> provides a distinct indication so everyone at the table can tell that the device is representing more than one player.</w:t>
+        <w:t>When a second player is added, TurnHub provides a distinct indication so everyone at the table can tell that the device is representing more than one player.</w:t>
       </w:r>
     </w:p>
     <w:p>
@@ -1699,7 +1579,7 @@
           </mc:Choice>
           <mc:Fallback>
             <w:pict>
-              <v:rect w14:anchorId="09BDA148" id="Rectangle 19" o:spid="_x0000_s1026" style="width:468pt;height:.1pt;visibility:visible;mso-wrap-style:square;mso-left-percent:-10001;mso-top-percent:-10001;mso-position-horizontal:absolute;mso-position-horizontal-relative:char;mso-position-vertical:absolute;mso-position-vertical-relative:line;mso-left-percent:-10001;mso-top-percent:-10001;v-text-anchor:top" o:gfxdata="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" filled="f">
+              <v:rect w14:anchorId="09BDA148" id="Rectangle 19" o:spid="_x0000_s1026" style="width:468pt;height:.1pt;visibility:visible;mso-wrap-style:square;mso-left-percent:-10001;mso-top-percent:-10001;mso-position-horizontal:absolute;mso-position-horizontal-relative:char;mso-position-vertical:absolute;mso-position-vertical-relative:line;mso-left-percent:-10001;mso-top-percent:-10001;v-text-anchor:top" o:gfxdata="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" filled="f">
                 <w10:anchorlock/>
               </v:rect>
             </w:pict>
@@ -1718,6 +1598,7 @@
         <w:rPr>
           <w:rFonts w:eastAsia="Times New Roman"/>
         </w:rPr>
+        <w:lastRenderedPageBreak/>
         <w:t>7. Starting a Game</w:t>
       </w:r>
     </w:p>
@@ -1726,15 +1607,7 @@
         <w:pStyle w:val="NormalWeb"/>
       </w:pPr>
       <w:r>
-        <w:t xml:space="preserve">From the </w:t>
-      </w:r>
-      <w:proofErr w:type="spellStart"/>
-      <w:r>
-        <w:t>TurnHub</w:t>
-      </w:r>
-      <w:proofErr w:type="spellEnd"/>
-      <w:r>
-        <w:t xml:space="preserve"> interface:</w:t>
+        <w:t>From the TurnHub interface:</w:t>
       </w:r>
     </w:p>
     <w:p>
@@ -1912,16 +1785,7 @@
         <w:pStyle w:val="NormalWeb"/>
       </w:pPr>
       <w:r>
-        <w:lastRenderedPageBreak/>
-        <w:t xml:space="preserve">Additional game-specific values may be supported as </w:t>
-      </w:r>
-      <w:proofErr w:type="spellStart"/>
-      <w:r>
-        <w:t>TurnHub</w:t>
-      </w:r>
-      <w:proofErr w:type="spellEnd"/>
-      <w:r>
-        <w:t xml:space="preserve"> development continues.</w:t>
+        <w:t>Additional game-specific values may be supported as TurnHub development continues.</w:t>
       </w:r>
     </w:p>
     <w:p>
@@ -1988,7 +1852,7 @@
           </mc:Choice>
           <mc:Fallback>
             <w:pict>
-              <v:rect w14:anchorId="37FA1EB1" id="Rectangle 18" o:spid="_x0000_s1026" style="width:468pt;height:.1pt;visibility:visible;mso-wrap-style:square;mso-left-percent:-10001;mso-top-percent:-10001;mso-position-horizontal:absolute;mso-position-horizontal-relative:char;mso-position-vertical:absolute;mso-position-vertical-relative:line;mso-left-percent:-10001;mso-top-percent:-10001;v-text-anchor:top" o:gfxdata="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" filled="f">
+              <v:rect w14:anchorId="37FA1EB1" id="Rectangle 18" o:spid="_x0000_s1026" style="width:468pt;height:.1pt;visibility:visible;mso-wrap-style:square;mso-left-percent:-10001;mso-top-percent:-10001;mso-position-horizontal:absolute;mso-position-horizontal-relative:char;mso-position-vertical:absolute;mso-position-vertical-relative:line;mso-left-percent:-10001;mso-top-percent:-10001;v-text-anchor:top" o:gfxdata="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" filled="f">
                 <w10:anchorlock/>
               </v:rect>
             </w:pict>
@@ -2014,13 +1878,8 @@
       <w:pPr>
         <w:pStyle w:val="NormalWeb"/>
       </w:pPr>
-      <w:proofErr w:type="spellStart"/>
-      <w:r>
-        <w:t>TurnHub</w:t>
-      </w:r>
-      <w:proofErr w:type="spellEnd"/>
-      <w:r>
-        <w:t xml:space="preserve"> always maintains a current active player.</w:t>
+      <w:r>
+        <w:t>TurnHub always maintains a current active player.</w:t>
       </w:r>
     </w:p>
     <w:p>
@@ -2065,13 +1924,8 @@
       <w:pPr>
         <w:pStyle w:val="NormalWeb"/>
       </w:pPr>
-      <w:proofErr w:type="spellStart"/>
-      <w:r>
-        <w:t>TurnHub</w:t>
-      </w:r>
-      <w:proofErr w:type="spellEnd"/>
-      <w:r>
-        <w:t xml:space="preserve"> supports passing a turn back to yourself when required by the game or table rules.</w:t>
+      <w:r>
+        <w:t>TurnHub supports passing a turn back to yourself when required by the game or table rules.</w:t>
       </w:r>
     </w:p>
     <w:p>
@@ -2146,7 +2000,7 @@
           </mc:Choice>
           <mc:Fallback>
             <w:pict>
-              <v:rect w14:anchorId="15651B0A" id="Rectangle 17" o:spid="_x0000_s1026" style="width:468pt;height:.1pt;visibility:visible;mso-wrap-style:square;mso-left-percent:-10001;mso-top-percent:-10001;mso-position-horizontal:absolute;mso-position-horizontal-relative:char;mso-position-vertical:absolute;mso-position-vertical-relative:line;mso-left-percent:-10001;mso-top-percent:-10001;v-text-anchor:top" o:gfxdata="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" filled="f">
+              <v:rect w14:anchorId="15651B0A" id="Rectangle 17" o:spid="_x0000_s1026" style="width:468pt;height:.1pt;visibility:visible;mso-wrap-style:square;mso-left-percent:-10001;mso-top-percent:-10001;mso-position-horizontal:absolute;mso-position-horizontal-relative:char;mso-position-vertical:absolute;mso-position-vertical-relative:line;mso-left-percent:-10001;mso-top-percent:-10001;v-text-anchor:top" o:gfxdata="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" filled="f">
                 <w10:anchorlock/>
               </v:rect>
             </w:pict>
@@ -2165,6 +2019,7 @@
         <w:rPr>
           <w:rFonts w:eastAsia="Times New Roman"/>
         </w:rPr>
+        <w:lastRenderedPageBreak/>
         <w:t>9. Sigil Controls</w:t>
       </w:r>
     </w:p>
@@ -2279,19 +2134,11 @@
       <w:r>
         <w:br/>
       </w:r>
-      <w:proofErr w:type="spellStart"/>
       <w:r>
         <w:rPr>
           <w:rStyle w:val="Strong"/>
         </w:rPr>
-        <w:t>Long</w:t>
-      </w:r>
-      <w:proofErr w:type="spellEnd"/>
-      <w:r>
-        <w:rPr>
-          <w:rStyle w:val="Strong"/>
-        </w:rPr>
-        <w:t xml:space="preserve"> press:</w:t>
+        <w:t>Long press:</w:t>
       </w:r>
       <w:r>
         <w:t xml:space="preserve"> Claim Win</w:t>
@@ -2316,7 +2163,6 @@
         <w:rPr>
           <w:rFonts w:eastAsia="Times New Roman"/>
         </w:rPr>
-        <w:lastRenderedPageBreak/>
         <w:t>Pair Control</w:t>
       </w:r>
     </w:p>
@@ -2400,7 +2246,7 @@
           </mc:Choice>
           <mc:Fallback>
             <w:pict>
-              <v:rect w14:anchorId="0022DDC0" id="Rectangle 16" o:spid="_x0000_s1026" style="width:468pt;height:.1pt;visibility:visible;mso-wrap-style:square;mso-left-percent:-10001;mso-top-percent:-10001;mso-position-horizontal:absolute;mso-position-horizontal-relative:char;mso-position-vertical:absolute;mso-position-vertical-relative:line;mso-left-percent:-10001;mso-top-percent:-10001;v-text-anchor:top" o:gfxdata="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" filled="f">
+              <v:rect w14:anchorId="0022DDC0" id="Rectangle 16" o:spid="_x0000_s1026" style="width:468pt;height:.1pt;visibility:visible;mso-wrap-style:square;mso-left-percent:-10001;mso-top-percent:-10001;mso-position-horizontal:absolute;mso-position-horizontal-relative:char;mso-position-vertical:absolute;mso-position-vertical-relative:line;mso-left-percent:-10001;mso-top-percent:-10001;v-text-anchor:top" o:gfxdata="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" filled="f">
                 <w10:anchorlock/>
               </v:rect>
             </w:pict>
@@ -2427,96 +2273,72 @@
         <w:pStyle w:val="NormalWeb"/>
       </w:pPr>
       <w:r>
-        <w:t xml:space="preserve">When life tracking is enabled, players can adjust life totals through </w:t>
-      </w:r>
-      <w:proofErr w:type="spellStart"/>
-      <w:r>
-        <w:t>TurnHub</w:t>
-      </w:r>
-      <w:proofErr w:type="spellEnd"/>
+        <w:t>When life tracking is enabled, players can adjust life totals through TurnHub.</w:t>
+      </w:r>
+    </w:p>
+    <w:p>
+      <w:pPr>
+        <w:pStyle w:val="NormalWeb"/>
+      </w:pPr>
+      <w:r>
+        <w:t>For supported Magic-style configurations, TurnHub includes larger adjustment options such as:</w:t>
+      </w:r>
+    </w:p>
+    <w:p>
+      <w:pPr>
+        <w:pStyle w:val="NormalWeb"/>
+      </w:pPr>
+      <w:r>
+        <w:rPr>
+          <w:rStyle w:val="Strong"/>
+        </w:rPr>
+        <w:t>+10</w:t>
+      </w:r>
+      <w:r>
+        <w:t xml:space="preserve"> and </w:t>
+      </w:r>
+      <w:r>
+        <w:rPr>
+          <w:rStyle w:val="Strong"/>
+        </w:rPr>
+        <w:t>-10</w:t>
+      </w:r>
+    </w:p>
+    <w:p>
+      <w:pPr>
+        <w:pStyle w:val="NormalWeb"/>
+      </w:pPr>
+      <w:r>
+        <w:t>Other players may also request changes to another player's life total.</w:t>
+      </w:r>
+    </w:p>
+    <w:p>
+      <w:pPr>
+        <w:pStyle w:val="NormalWeb"/>
+      </w:pPr>
+      <w:r>
+        <w:t>When this occurs, TurnHub displays a confirmation prompt.</w:t>
+      </w:r>
+    </w:p>
+    <w:p>
+      <w:pPr>
+        <w:pStyle w:val="NormalWeb"/>
+      </w:pPr>
+      <w:r>
+        <w:t xml:space="preserve">If no response is made, the current prototype can automatically confirm the change after approximately </w:t>
+      </w:r>
+      <w:r>
+        <w:rPr>
+          <w:rStyle w:val="Strong"/>
+        </w:rPr>
+        <w:t>30 seconds</w:t>
+      </w:r>
       <w:r>
         <w:t>.</w:t>
       </w:r>
     </w:p>
     <w:p>
       <w:pPr>
-        <w:pStyle w:val="NormalWeb"/>
-      </w:pPr>
-      <w:r>
-        <w:t xml:space="preserve">For supported Magic-style configurations, </w:t>
-      </w:r>
-      <w:proofErr w:type="spellStart"/>
-      <w:r>
-        <w:t>TurnHub</w:t>
-      </w:r>
-      <w:proofErr w:type="spellEnd"/>
-      <w:r>
-        <w:t xml:space="preserve"> includes larger adjustment options such as:</w:t>
-      </w:r>
-    </w:p>
-    <w:p>
-      <w:pPr>
-        <w:pStyle w:val="NormalWeb"/>
-      </w:pPr>
-      <w:r>
-        <w:rPr>
-          <w:rStyle w:val="Strong"/>
-        </w:rPr>
-        <w:t>+10</w:t>
-      </w:r>
-      <w:r>
-        <w:t xml:space="preserve"> and </w:t>
-      </w:r>
-      <w:r>
-        <w:rPr>
-          <w:rStyle w:val="Strong"/>
-        </w:rPr>
-        <w:t>-10</w:t>
-      </w:r>
-    </w:p>
-    <w:p>
-      <w:pPr>
-        <w:pStyle w:val="NormalWeb"/>
-      </w:pPr>
-      <w:r>
-        <w:t>Other players may also request changes to another player's life total.</w:t>
-      </w:r>
-    </w:p>
-    <w:p>
-      <w:pPr>
-        <w:pStyle w:val="NormalWeb"/>
-      </w:pPr>
-      <w:r>
-        <w:t xml:space="preserve">When this occurs, </w:t>
-      </w:r>
-      <w:proofErr w:type="spellStart"/>
-      <w:r>
-        <w:t>TurnHub</w:t>
-      </w:r>
-      <w:proofErr w:type="spellEnd"/>
-      <w:r>
-        <w:t xml:space="preserve"> displays a confirmation prompt.</w:t>
-      </w:r>
-    </w:p>
-    <w:p>
-      <w:pPr>
-        <w:pStyle w:val="NormalWeb"/>
-      </w:pPr>
-      <w:r>
-        <w:t xml:space="preserve">If no response is made, the current prototype can automatically confirm the change after approximately </w:t>
-      </w:r>
-      <w:r>
-        <w:rPr>
-          <w:rStyle w:val="Strong"/>
-        </w:rPr>
-        <w:t>30 seconds</w:t>
-      </w:r>
-      <w:r>
-        <w:t>.</w:t>
-      </w:r>
-    </w:p>
-    <w:p>
-      <w:pPr>
         <w:rPr>
           <w:rFonts w:eastAsia="Times New Roman"/>
         </w:rPr>
@@ -2526,6 +2348,7 @@
           <w:rFonts w:eastAsia="Times New Roman"/>
           <w:noProof/>
         </w:rPr>
+        <w:lastRenderedPageBreak/>
         <mc:AlternateContent>
           <mc:Choice Requires="wps">
             <w:drawing>
@@ -2579,7 +2402,7 @@
           </mc:Choice>
           <mc:Fallback>
             <w:pict>
-              <v:rect w14:anchorId="6ADDDF33" id="Rectangle 15" o:spid="_x0000_s1026" style="width:468pt;height:.1pt;visibility:visible;mso-wrap-style:square;mso-left-percent:-10001;mso-top-percent:-10001;mso-position-horizontal:absolute;mso-position-horizontal-relative:char;mso-position-vertical:absolute;mso-position-vertical-relative:line;mso-left-percent:-10001;mso-top-percent:-10001;v-text-anchor:top" o:gfxdata="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" filled="f">
+              <v:rect w14:anchorId="6ADDDF33" id="Rectangle 15" o:spid="_x0000_s1026" style="width:468pt;height:.1pt;visibility:visible;mso-wrap-style:square;mso-left-percent:-10001;mso-top-percent:-10001;mso-position-horizontal:absolute;mso-position-horizontal-relative:char;mso-position-vertical:absolute;mso-position-vertical-relative:line;mso-left-percent:-10001;mso-top-percent:-10001;v-text-anchor:top" o:gfxdata="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" filled="f">
                 <w10:anchorlock/>
               </v:rect>
             </w:pict>
@@ -2605,13 +2428,8 @@
       <w:pPr>
         <w:pStyle w:val="NormalWeb"/>
       </w:pPr>
-      <w:proofErr w:type="spellStart"/>
-      <w:r>
-        <w:t>TurnHub</w:t>
-      </w:r>
-      <w:proofErr w:type="spellEnd"/>
-      <w:r>
-        <w:t xml:space="preserve"> can track Commander damage separately from the player's main life total.</w:t>
+      <w:r>
+        <w:t>TurnHub can track Commander damage separately from the player's main life total.</w:t>
       </w:r>
     </w:p>
     <w:p>
@@ -2694,7 +2512,7 @@
           </mc:Choice>
           <mc:Fallback>
             <w:pict>
-              <v:rect w14:anchorId="4A418791" id="Rectangle 14" o:spid="_x0000_s1026" style="width:468pt;height:.1pt;visibility:visible;mso-wrap-style:square;mso-left-percent:-10001;mso-top-percent:-10001;mso-position-horizontal:absolute;mso-position-horizontal-relative:char;mso-position-vertical:absolute;mso-position-vertical-relative:line;mso-left-percent:-10001;mso-top-percent:-10001;v-text-anchor:top" o:gfxdata="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" filled="f">
+              <v:rect w14:anchorId="4A418791" id="Rectangle 14" o:spid="_x0000_s1026" style="width:468pt;height:.1pt;visibility:visible;mso-wrap-style:square;mso-left-percent:-10001;mso-top-percent:-10001;mso-position-horizontal:absolute;mso-position-horizontal-relative:char;mso-position-vertical:absolute;mso-position-vertical-relative:line;mso-left-percent:-10001;mso-top-percent:-10001;v-text-anchor:top" o:gfxdata="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" filled="f">
                 <w10:anchorlock/>
               </v:rect>
             </w:pict>
@@ -2720,13 +2538,8 @@
       <w:pPr>
         <w:pStyle w:val="NormalWeb"/>
       </w:pPr>
-      <w:proofErr w:type="spellStart"/>
-      <w:r>
-        <w:t>TurnHub</w:t>
-      </w:r>
-      <w:proofErr w:type="spellEnd"/>
-      <w:r>
-        <w:t xml:space="preserve"> includes a </w:t>
+      <w:r>
+        <w:t xml:space="preserve">TurnHub includes a </w:t>
       </w:r>
       <w:r>
         <w:rPr>
@@ -2743,7 +2556,6 @@
         <w:pStyle w:val="NormalWeb"/>
       </w:pPr>
       <w:r>
-        <w:lastRenderedPageBreak/>
         <w:t>When paused:</w:t>
       </w:r>
     </w:p>
@@ -2873,7 +2685,7 @@
           </mc:Choice>
           <mc:Fallback>
             <w:pict>
-              <v:rect w14:anchorId="2BB96FB2" id="Rectangle 13" o:spid="_x0000_s1026" style="width:468pt;height:.1pt;visibility:visible;mso-wrap-style:square;mso-left-percent:-10001;mso-top-percent:-10001;mso-position-horizontal:absolute;mso-position-horizontal-relative:char;mso-position-vertical:absolute;mso-position-vertical-relative:line;mso-left-percent:-10001;mso-top-percent:-10001;v-text-anchor:top" o:gfxdata="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" filled="f">
+              <v:rect w14:anchorId="2BB96FB2" id="Rectangle 13" o:spid="_x0000_s1026" style="width:468pt;height:.1pt;visibility:visible;mso-wrap-style:square;mso-left-percent:-10001;mso-top-percent:-10001;mso-position-horizontal:absolute;mso-position-horizontal-relative:char;mso-position-vertical:absolute;mso-position-vertical-relative:line;mso-left-percent:-10001;mso-top-percent:-10001;v-text-anchor:top" o:gfxdata="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" filled="f">
                 <w10:anchorlock/>
               </v:rect>
             </w:pict>
@@ -2916,13 +2728,8 @@
       <w:pPr>
         <w:pStyle w:val="NormalWeb"/>
       </w:pPr>
-      <w:proofErr w:type="spellStart"/>
-      <w:r>
-        <w:t>TurnHub</w:t>
-      </w:r>
-      <w:proofErr w:type="spellEnd"/>
-      <w:r>
-        <w:t xml:space="preserve"> can provide alerts through:</w:t>
+      <w:r>
+        <w:t>TurnHub can provide alerts through:</w:t>
       </w:r>
     </w:p>
     <w:p>
@@ -2998,6 +2805,7 @@
           <w:rFonts w:eastAsia="Times New Roman"/>
           <w:noProof/>
         </w:rPr>
+        <w:lastRenderedPageBreak/>
         <mc:AlternateContent>
           <mc:Choice Requires="wps">
             <w:drawing>
@@ -3051,7 +2859,7 @@
           </mc:Choice>
           <mc:Fallback>
             <w:pict>
-              <v:rect w14:anchorId="7355EE8C" id="Rectangle 12" o:spid="_x0000_s1026" style="width:468pt;height:.1pt;visibility:visible;mso-wrap-style:square;mso-left-percent:-10001;mso-top-percent:-10001;mso-position-horizontal:absolute;mso-position-horizontal-relative:char;mso-position-vertical:absolute;mso-position-vertical-relative:line;mso-left-percent:-10001;mso-top-percent:-10001;v-text-anchor:top" o:gfxdata="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" filled="f">
+              <v:rect w14:anchorId="7355EE8C" id="Rectangle 12" o:spid="_x0000_s1026" style="width:468pt;height:.1pt;visibility:visible;mso-wrap-style:square;mso-left-percent:-10001;mso-top-percent:-10001;mso-position-horizontal:absolute;mso-position-horizontal-relative:char;mso-position-vertical:absolute;mso-position-vertical-relative:line;mso-left-percent:-10001;mso-top-percent:-10001;v-text-anchor:top" o:gfxdata="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" filled="f">
                 <w10:anchorlock/>
               </v:rect>
             </w:pict>
@@ -3103,15 +2911,7 @@
         <w:pStyle w:val="NormalWeb"/>
       </w:pPr>
       <w:r>
-        <w:t xml:space="preserve">Instead, </w:t>
-      </w:r>
-      <w:proofErr w:type="spellStart"/>
-      <w:r>
-        <w:t>TurnHub</w:t>
-      </w:r>
-      <w:proofErr w:type="spellEnd"/>
-      <w:r>
-        <w:t xml:space="preserve"> asks the remaining living players to approve the result.</w:t>
+        <w:t>Instead, TurnHub asks the remaining living players to approve the result.</w:t>
       </w:r>
     </w:p>
     <w:p>
@@ -3202,7 +3002,7 @@
           </mc:Choice>
           <mc:Fallback>
             <w:pict>
-              <v:rect w14:anchorId="3CA28E1E" id="Rectangle 11" o:spid="_x0000_s1026" style="width:468pt;height:.1pt;visibility:visible;mso-wrap-style:square;mso-left-percent:-10001;mso-top-percent:-10001;mso-position-horizontal:absolute;mso-position-horizontal-relative:char;mso-position-vertical:absolute;mso-position-vertical-relative:line;mso-left-percent:-10001;mso-top-percent:-10001;v-text-anchor:top" o:gfxdata="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" filled="f">
+              <v:rect w14:anchorId="3CA28E1E" id="Rectangle 11" o:spid="_x0000_s1026" style="width:468pt;height:.1pt;visibility:visible;mso-wrap-style:square;mso-left-percent:-10001;mso-top-percent:-10001;mso-position-horizontal:absolute;mso-position-horizontal-relative:char;mso-position-vertical:absolute;mso-position-vertical-relative:line;mso-left-percent:-10001;mso-top-percent:-10001;v-text-anchor:top" o:gfxdata="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" filled="f">
                 <w10:anchorlock/>
               </v:rect>
             </w:pict>
@@ -3221,7 +3021,6 @@
         <w:rPr>
           <w:rFonts w:eastAsia="Times New Roman"/>
         </w:rPr>
-        <w:lastRenderedPageBreak/>
         <w:t>15. Conceding</w:t>
       </w:r>
     </w:p>
@@ -3340,7 +3139,7 @@
           </mc:Choice>
           <mc:Fallback>
             <w:pict>
-              <v:rect w14:anchorId="1CE405E1" id="Rectangle 10" o:spid="_x0000_s1026" style="width:468pt;height:.1pt;visibility:visible;mso-wrap-style:square;mso-left-percent:-10001;mso-top-percent:-10001;mso-position-horizontal:absolute;mso-position-horizontal-relative:char;mso-position-vertical:absolute;mso-position-vertical-relative:line;mso-left-percent:-10001;mso-top-percent:-10001;v-text-anchor:top" o:gfxdata="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" filled="f">
+              <v:rect w14:anchorId="1CE405E1" id="Rectangle 10" o:spid="_x0000_s1026" style="width:468pt;height:.1pt;visibility:visible;mso-wrap-style:square;mso-left-percent:-10001;mso-top-percent:-10001;mso-position-horizontal:absolute;mso-position-horizontal-relative:char;mso-position-vertical:absolute;mso-position-vertical-relative:line;mso-left-percent:-10001;mso-top-percent:-10001;v-text-anchor:top" o:gfxdata="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" filled="f">
                 <w10:anchorlock/>
               </v:rect>
             </w:pict>
@@ -3461,6 +3260,7 @@
         <w:rPr>
           <w:rFonts w:eastAsia="Times New Roman"/>
         </w:rPr>
+        <w:lastRenderedPageBreak/>
         <w:t>View current players</w:t>
       </w:r>
     </w:p>
@@ -3705,7 +3505,6 @@
         <w:rPr>
           <w:rFonts w:eastAsia="Times New Roman"/>
         </w:rPr>
-        <w:lastRenderedPageBreak/>
         <w:t>Restart Atlas</w:t>
       </w:r>
     </w:p>
@@ -3799,7 +3598,7 @@
           </mc:Choice>
           <mc:Fallback>
             <w:pict>
-              <v:rect w14:anchorId="66F4820D" id="Rectangle 9" o:spid="_x0000_s1026" style="width:468pt;height:.1pt;visibility:visible;mso-wrap-style:square;mso-left-percent:-10001;mso-top-percent:-10001;mso-position-horizontal:absolute;mso-position-horizontal-relative:char;mso-position-vertical:absolute;mso-position-vertical-relative:line;mso-left-percent:-10001;mso-top-percent:-10001;v-text-anchor:top" o:gfxdata="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" filled="f">
+              <v:rect w14:anchorId="66F4820D" id="Rectangle 9" o:spid="_x0000_s1026" style="width:468pt;height:.1pt;visibility:visible;mso-wrap-style:square;mso-left-percent:-10001;mso-top-percent:-10001;mso-position-horizontal:absolute;mso-position-horizontal-relative:char;mso-position-vertical:absolute;mso-position-vertical-relative:line;mso-left-percent:-10001;mso-top-percent:-10001;v-text-anchor:top" o:gfxdata="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" filled="f">
                 <w10:anchorlock/>
               </v:rect>
             </w:pict>
@@ -3825,13 +3624,8 @@
       <w:pPr>
         <w:pStyle w:val="NormalWeb"/>
       </w:pPr>
-      <w:proofErr w:type="spellStart"/>
-      <w:r>
-        <w:t>TurnHub</w:t>
-      </w:r>
-      <w:proofErr w:type="spellEnd"/>
-      <w:r>
-        <w:t xml:space="preserve"> supports a privileged </w:t>
+      <w:r>
+        <w:t xml:space="preserve">TurnHub supports a privileged </w:t>
       </w:r>
       <w:r>
         <w:rPr>
@@ -4021,7 +3815,7 @@
           </mc:Choice>
           <mc:Fallback>
             <w:pict>
-              <v:rect w14:anchorId="31DFE129" id="Rectangle 8" o:spid="_x0000_s1026" style="width:468pt;height:.1pt;visibility:visible;mso-wrap-style:square;mso-left-percent:-10001;mso-top-percent:-10001;mso-position-horizontal:absolute;mso-position-horizontal-relative:char;mso-position-vertical:absolute;mso-position-vertical-relative:line;mso-left-percent:-10001;mso-top-percent:-10001;v-text-anchor:top" o:gfxdata="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" filled="f">
+              <v:rect w14:anchorId="31DFE129" id="Rectangle 8" o:spid="_x0000_s1026" style="width:468pt;height:.1pt;visibility:visible;mso-wrap-style:square;mso-left-percent:-10001;mso-top-percent:-10001;mso-position-horizontal:absolute;mso-position-horizontal-relative:char;mso-position-vertical:absolute;mso-position-vertical-relative:line;mso-left-percent:-10001;mso-top-percent:-10001;v-text-anchor:top" o:gfxdata="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" filled="f">
                 <w10:anchorlock/>
               </v:rect>
             </w:pict>
@@ -4040,6 +3834,7 @@
         <w:rPr>
           <w:rFonts w:eastAsia="Times New Roman"/>
         </w:rPr>
+        <w:lastRenderedPageBreak/>
         <w:t>18. Reconnecting</w:t>
       </w:r>
     </w:p>
@@ -4048,15 +3843,7 @@
         <w:pStyle w:val="NormalWeb"/>
       </w:pPr>
       <w:r>
-        <w:t xml:space="preserve">If a Sigil or browser client temporarily disconnects, </w:t>
-      </w:r>
-      <w:proofErr w:type="spellStart"/>
-      <w:r>
-        <w:t>TurnHub</w:t>
-      </w:r>
-      <w:proofErr w:type="spellEnd"/>
-      <w:r>
-        <w:t xml:space="preserve"> attempts to restore it without requiring the game to restart.</w:t>
+        <w:t>If a Sigil or browser client temporarily disconnects, TurnHub attempts to restore it without requiring the game to restart.</w:t>
       </w:r>
     </w:p>
     <w:p>
@@ -4126,21 +3913,7 @@
         <w:rPr>
           <w:rFonts w:eastAsia="Times New Roman"/>
         </w:rPr>
-        <w:t xml:space="preserve">Reopen the </w:t>
-      </w:r>
-      <w:proofErr w:type="spellStart"/>
-      <w:r>
-        <w:rPr>
-          <w:rFonts w:eastAsia="Times New Roman"/>
-        </w:rPr>
-        <w:t>TurnHub</w:t>
-      </w:r>
-      <w:proofErr w:type="spellEnd"/>
-      <w:r>
-        <w:rPr>
-          <w:rFonts w:eastAsia="Times New Roman"/>
-        </w:rPr>
-        <w:t xml:space="preserve"> browser page or restart the Sigil.</w:t>
+        <w:t>Reopen the TurnHub browser page or restart the Sigil.</w:t>
       </w:r>
     </w:p>
     <w:p>
@@ -4180,7 +3953,6 @@
           <w:rFonts w:eastAsia="Times New Roman"/>
           <w:noProof/>
         </w:rPr>
-        <w:lastRenderedPageBreak/>
         <mc:AlternateContent>
           <mc:Choice Requires="wps">
             <w:drawing>
@@ -4234,7 +4006,7 @@
           </mc:Choice>
           <mc:Fallback>
             <w:pict>
-              <v:rect w14:anchorId="319CB277" id="Rectangle 7" o:spid="_x0000_s1026" style="width:468pt;height:.1pt;visibility:visible;mso-wrap-style:square;mso-left-percent:-10001;mso-top-percent:-10001;mso-position-horizontal:absolute;mso-position-horizontal-relative:char;mso-position-vertical:absolute;mso-position-vertical-relative:line;mso-left-percent:-10001;mso-top-percent:-10001;v-text-anchor:top" o:gfxdata="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" filled="f">
+              <v:rect w14:anchorId="319CB277" id="Rectangle 7" o:spid="_x0000_s1026" style="width:468pt;height:.1pt;visibility:visible;mso-wrap-style:square;mso-left-percent:-10001;mso-top-percent:-10001;mso-position-horizontal:absolute;mso-position-horizontal-relative:char;mso-position-vertical:absolute;mso-position-vertical-relative:line;mso-left-percent:-10001;mso-top-percent:-10001;v-text-anchor:top" o:gfxdata="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" filled="f">
                 <w10:anchorlock/>
               </v:rect>
             </w:pict>
@@ -4353,7 +4125,7 @@
           </mc:Choice>
           <mc:Fallback>
             <w:pict>
-              <v:rect w14:anchorId="360C575B" id="Rectangle 6" o:spid="_x0000_s1026" style="width:468pt;height:.1pt;visibility:visible;mso-wrap-style:square;mso-left-percent:-10001;mso-top-percent:-10001;mso-position-horizontal:absolute;mso-position-horizontal-relative:char;mso-position-vertical:absolute;mso-position-vertical-relative:line;mso-left-percent:-10001;mso-top-percent:-10001;v-text-anchor:top" o:gfxdata="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" filled="f">
+              <v:rect w14:anchorId="360C575B" id="Rectangle 6" o:spid="_x0000_s1026" style="width:468pt;height:.1pt;visibility:visible;mso-wrap-style:square;mso-left-percent:-10001;mso-top-percent:-10001;mso-position-horizontal:absolute;mso-position-horizontal-relative:char;mso-position-vertical:absolute;mso-position-vertical-relative:line;mso-left-percent:-10001;mso-top-percent:-10001;v-text-anchor:top" o:gfxdata="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" filled="f">
                 <w10:anchorlock/>
               </v:rect>
             </w:pict>
@@ -4416,21 +4188,7 @@
         <w:rPr>
           <w:rFonts w:eastAsia="Times New Roman"/>
         </w:rPr>
-        <w:t xml:space="preserve">Open the </w:t>
-      </w:r>
-      <w:proofErr w:type="spellStart"/>
-      <w:r>
-        <w:rPr>
-          <w:rFonts w:eastAsia="Times New Roman"/>
-        </w:rPr>
-        <w:t>TurnHub</w:t>
-      </w:r>
-      <w:proofErr w:type="spellEnd"/>
-      <w:r>
-        <w:rPr>
-          <w:rFonts w:eastAsia="Times New Roman"/>
-        </w:rPr>
-        <w:t xml:space="preserve"> System page.</w:t>
+        <w:t>Open the TurnHub System page.</w:t>
       </w:r>
     </w:p>
     <w:p>
@@ -4519,6 +4277,7 @@
           <w:rFonts w:eastAsia="Times New Roman"/>
           <w:noProof/>
         </w:rPr>
+        <w:lastRenderedPageBreak/>
         <mc:AlternateContent>
           <mc:Choice Requires="wps">
             <w:drawing>
@@ -4572,7 +4331,7 @@
           </mc:Choice>
           <mc:Fallback>
             <w:pict>
-              <v:rect w14:anchorId="3CCF7B05" id="Rectangle 5" o:spid="_x0000_s1026" style="width:468pt;height:.1pt;visibility:visible;mso-wrap-style:square;mso-left-percent:-10001;mso-top-percent:-10001;mso-position-horizontal:absolute;mso-position-horizontal-relative:char;mso-position-vertical:absolute;mso-position-vertical-relative:line;mso-left-percent:-10001;mso-top-percent:-10001;v-text-anchor:top" o:gfxdata="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" filled="f">
+              <v:rect w14:anchorId="3CCF7B05" id="Rectangle 5" o:spid="_x0000_s1026" style="width:468pt;height:.1pt;visibility:visible;mso-wrap-style:square;mso-left-percent:-10001;mso-top-percent:-10001;mso-position-horizontal:absolute;mso-position-horizontal-relative:char;mso-position-vertical:absolute;mso-position-vertical-relative:line;mso-left-percent:-10001;mso-top-percent:-10001;v-text-anchor:top" o:gfxdata="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" filled="f">
                 <w10:anchorlock/>
               </v:rect>
             </w:pict>
@@ -4598,13 +4357,8 @@
       <w:pPr>
         <w:pStyle w:val="NormalWeb"/>
       </w:pPr>
-      <w:proofErr w:type="spellStart"/>
-      <w:r>
-        <w:t>TurnHub</w:t>
-      </w:r>
-      <w:proofErr w:type="spellEnd"/>
-      <w:r>
-        <w:t xml:space="preserve"> is designed around local-first operation.</w:t>
+      <w:r>
+        <w:t>TurnHub is designed around local-first operation.</w:t>
       </w:r>
     </w:p>
     <w:p>
@@ -4709,7 +4463,7 @@
           </mc:Choice>
           <mc:Fallback>
             <w:pict>
-              <v:rect w14:anchorId="0E7FC36B" id="Rectangle 4" o:spid="_x0000_s1026" style="width:468pt;height:.1pt;visibility:visible;mso-wrap-style:square;mso-left-percent:-10001;mso-top-percent:-10001;mso-position-horizontal:absolute;mso-position-horizontal-relative:char;mso-position-vertical:absolute;mso-position-vertical-relative:line;mso-left-percent:-10001;mso-top-percent:-10001;v-text-anchor:top" o:gfxdata="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" filled="f">
+              <v:rect w14:anchorId="0E7FC36B" id="Rectangle 4" o:spid="_x0000_s1026" style="width:468pt;height:.1pt;visibility:visible;mso-wrap-style:square;mso-left-percent:-10001;mso-top-percent:-10001;mso-position-horizontal:absolute;mso-position-horizontal-relative:char;mso-position-vertical:absolute;mso-position-vertical-relative:line;mso-left-percent:-10001;mso-top-percent:-10001;v-text-anchor:top" o:gfxdata="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" filled="f">
                 <w10:anchorlock/>
               </v:rect>
             </w:pict>
@@ -4728,7 +4482,6 @@
         <w:rPr>
           <w:rFonts w:eastAsia="Times New Roman"/>
         </w:rPr>
-        <w:lastRenderedPageBreak/>
         <w:t>22. Troubleshooting</w:t>
       </w:r>
     </w:p>
@@ -4955,6 +4708,7 @@
         <w:pStyle w:val="NormalWeb"/>
       </w:pPr>
       <w:r>
+        <w:lastRenderedPageBreak/>
         <w:t>If normal player controls cannot resolve the problem, use Game Master access.</w:t>
       </w:r>
     </w:p>
@@ -5029,7 +4783,6 @@
         <w:rPr>
           <w:rFonts w:eastAsia="Times New Roman"/>
         </w:rPr>
-        <w:lastRenderedPageBreak/>
         <w:t>The Browser Buzzer Does Not Make Sound</w:t>
       </w:r>
     </w:p>
@@ -5046,15 +4799,7 @@
         <w:pStyle w:val="NormalWeb"/>
       </w:pPr>
       <w:r>
-        <w:t xml:space="preserve">Tap or click the </w:t>
-      </w:r>
-      <w:proofErr w:type="spellStart"/>
-      <w:r>
-        <w:t>TurnHub</w:t>
-      </w:r>
-      <w:proofErr w:type="spellEnd"/>
-      <w:r>
-        <w:t xml:space="preserve"> interface once, then try again.</w:t>
+        <w:t>Tap or click the TurnHub interface once, then try again.</w:t>
       </w:r>
     </w:p>
     <w:p>
@@ -5121,7 +4866,7 @@
           </mc:Choice>
           <mc:Fallback>
             <w:pict>
-              <v:rect w14:anchorId="004EA1A3" id="Rectangle 3" o:spid="_x0000_s1026" style="width:468pt;height:.1pt;visibility:visible;mso-wrap-style:square;mso-left-percent:-10001;mso-top-percent:-10001;mso-position-horizontal:absolute;mso-position-horizontal-relative:char;mso-position-vertical:absolute;mso-position-vertical-relative:line;mso-left-percent:-10001;mso-top-percent:-10001;v-text-anchor:top" o:gfxdata="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" filled="f">
+              <v:rect w14:anchorId="004EA1A3" id="Rectangle 3" o:spid="_x0000_s1026" style="width:468pt;height:.1pt;visibility:visible;mso-wrap-style:square;mso-left-percent:-10001;mso-top-percent:-10001;mso-position-horizontal:absolute;mso-position-horizontal-relative:char;mso-position-vertical:absolute;mso-position-vertical-relative:line;mso-left-percent:-10001;mso-top-percent:-10001;v-text-anchor:top" o:gfxdata="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" filled="f">
                 <w10:anchorlock/>
               </v:rect>
             </w:pict>
@@ -5148,15 +4893,7 @@
         <w:pStyle w:val="NormalWeb"/>
       </w:pPr>
       <w:r>
-        <w:t xml:space="preserve">The current </w:t>
-      </w:r>
-      <w:proofErr w:type="spellStart"/>
-      <w:r>
-        <w:t>TurnHub</w:t>
-      </w:r>
-      <w:proofErr w:type="spellEnd"/>
-      <w:r>
-        <w:t xml:space="preserve"> prototype is still under active development.</w:t>
+        <w:t>The current TurnHub prototype is still under active development.</w:t>
       </w:r>
     </w:p>
     <w:p>
@@ -5360,6 +5097,7 @@
         <w:rPr>
           <w:rFonts w:eastAsia="Times New Roman"/>
         </w:rPr>
+        <w:lastRenderedPageBreak/>
         <w:t>What you expected to happen</w:t>
       </w:r>
     </w:p>
@@ -5464,7 +5202,7 @@
           </mc:Choice>
           <mc:Fallback>
             <w:pict>
-              <v:rect w14:anchorId="4D3274B2" id="Rectangle 2" o:spid="_x0000_s1026" style="width:468pt;height:.1pt;visibility:visible;mso-wrap-style:square;mso-left-percent:-10001;mso-top-percent:-10001;mso-position-horizontal:absolute;mso-position-horizontal-relative:char;mso-position-vertical:absolute;mso-position-vertical-relative:line;mso-left-percent:-10001;mso-top-percent:-10001;v-text-anchor:top" o:gfxdata="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" filled="f">
+              <v:rect w14:anchorId="4D3274B2" id="Rectangle 2" o:spid="_x0000_s1026" style="width:468pt;height:.1pt;visibility:visible;mso-wrap-style:square;mso-left-percent:-10001;mso-top-percent:-10001;mso-position-horizontal:absolute;mso-position-horizontal-relative:char;mso-position-vertical:absolute;mso-position-vertical-relative:line;mso-left-percent:-10001;mso-top-percent:-10001;v-text-anchor:top" o:gfxdata="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" filled="f">
                 <w10:anchorlock/>
               </v:rect>
             </w:pict>
@@ -5483,34 +5221,15 @@
         <w:rPr>
           <w:rFonts w:eastAsia="Times New Roman"/>
         </w:rPr>
-        <w:t xml:space="preserve">24. The </w:t>
-      </w:r>
-      <w:proofErr w:type="spellStart"/>
-      <w:r>
-        <w:rPr>
-          <w:rFonts w:eastAsia="Times New Roman"/>
-        </w:rPr>
-        <w:t>TurnHub</w:t>
-      </w:r>
-      <w:proofErr w:type="spellEnd"/>
-      <w:r>
-        <w:rPr>
-          <w:rFonts w:eastAsia="Times New Roman"/>
-        </w:rPr>
-        <w:t xml:space="preserve"> Philosophy</w:t>
-      </w:r>
-    </w:p>
-    <w:p>
-      <w:pPr>
-        <w:pStyle w:val="NormalWeb"/>
-      </w:pPr>
-      <w:proofErr w:type="spellStart"/>
-      <w:r>
-        <w:t>TurnHub</w:t>
-      </w:r>
-      <w:proofErr w:type="spellEnd"/>
-      <w:r>
-        <w:t xml:space="preserve"> is not intended to play the game for you.</w:t>
+        <w:t>24. The TurnHub Philosophy</w:t>
+      </w:r>
+    </w:p>
+    <w:p>
+      <w:pPr>
+        <w:pStyle w:val="NormalWeb"/>
+      </w:pPr>
+      <w:r>
+        <w:t>TurnHub is not intended to play the game for you.</w:t>
       </w:r>
     </w:p>
     <w:p>
@@ -5525,13 +5244,8 @@
       <w:pPr>
         <w:pStyle w:val="NormalWeb"/>
       </w:pPr>
-      <w:proofErr w:type="spellStart"/>
-      <w:r>
-        <w:t>TurnHub</w:t>
-      </w:r>
-      <w:proofErr w:type="spellEnd"/>
-      <w:r>
-        <w:t xml:space="preserve"> should answer the question:</w:t>
+      <w:r>
+        <w:t>TurnHub should answer the question:</w:t>
       </w:r>
     </w:p>
     <w:p>
@@ -5542,7 +5256,6 @@
         <w:rPr>
           <w:rStyle w:val="Strong"/>
         </w:rPr>
-        <w:lastRenderedPageBreak/>
         <w:t>“Whose turn is it again?”</w:t>
       </w:r>
     </w:p>
@@ -5618,7 +5331,7 @@
           </mc:Choice>
           <mc:Fallback>
             <w:pict>
-              <v:rect w14:anchorId="2C66DC7C" id="Rectangle 1" o:spid="_x0000_s1026" style="width:468pt;height:.1pt;visibility:visible;mso-wrap-style:square;mso-left-percent:-10001;mso-top-percent:-10001;mso-position-horizontal:absolute;mso-position-horizontal-relative:char;mso-position-vertical:absolute;mso-position-vertical-relative:line;mso-left-percent:-10001;mso-top-percent:-10001;v-text-anchor:top" o:gfxdata="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" filled="f">
+              <v:rect w14:anchorId="2C66DC7C" id="Rectangle 1" o:spid="_x0000_s1026" style="width:468pt;height:.1pt;visibility:visible;mso-wrap-style:square;mso-left-percent:-10001;mso-top-percent:-10001;mso-position-horizontal:absolute;mso-position-horizontal-relative:char;mso-position-vertical:absolute;mso-position-vertical-relative:line;mso-left-percent:-10001;mso-top-percent:-10001;v-text-anchor:top" o:gfxdata="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" filled="f">
                 <w10:anchorlock/>
               </v:rect>
             </w:pict>
@@ -5633,19 +5346,11 @@
           <w:rFonts w:eastAsia="Times New Roman"/>
         </w:rPr>
       </w:pPr>
-      <w:proofErr w:type="spellStart"/>
-      <w:r>
-        <w:rPr>
-          <w:rFonts w:eastAsia="Times New Roman"/>
-        </w:rPr>
-        <w:t>TurnHub</w:t>
-      </w:r>
-      <w:proofErr w:type="spellEnd"/>
-      <w:r>
-        <w:rPr>
-          <w:rFonts w:eastAsia="Times New Roman"/>
-        </w:rPr>
-        <w:t xml:space="preserve"> Prototype Documentation</w:t>
+      <w:r>
+        <w:rPr>
+          <w:rFonts w:eastAsia="Times New Roman"/>
+        </w:rPr>
+        <w:t>TurnHub Prototype Documentation</w:t>
       </w:r>
     </w:p>
     <w:p>
